--- a/backend/templates/mau-phieu-thu-2026.docx
+++ b/backend/templates/mau-phieu-thu-2026.docx
@@ -52,6 +52,7 @@
             <w:tcW w:w="3544" w:type="dxa"/>
           </w:tcPr>
           <w:p>
+            <w:proofErr w:type="spellStart"/>
             <w:r>
               <w:rPr>
                 <w:rFonts w:hint="eastAsia"/>
@@ -63,8 +64,45 @@
               <w:rPr>
                 <w:b/>
               </w:rPr>
-              <w:t>ịa chỉ:………..</w:t>
+              <w:t>ịa</w:t>
             </w:r>
+            <w:proofErr w:type="spellEnd"/>
+            <w:r>
+              <w:rPr>
+                <w:b/>
+              </w:rPr>
+              <w:t xml:space="preserve"> </w:t>
+            </w:r>
+            <w:proofErr w:type="spellStart"/>
+            <w:proofErr w:type="gramStart"/>
+            <w:r>
+              <w:rPr>
+                <w:b/>
+              </w:rPr>
+              <w:t>chỉ</w:t>
+            </w:r>
+            <w:proofErr w:type="spellEnd"/>
+            <w:r>
+              <w:rPr>
+                <w:b/>
+              </w:rPr>
+              <w:t>:…</w:t>
+            </w:r>
+            <w:proofErr w:type="gramEnd"/>
+            <w:r>
+              <w:rPr>
+                <w:b/>
+              </w:rPr>
+              <w:t>…</w:t>
+            </w:r>
+            <w:proofErr w:type="gramStart"/>
+            <w:r>
+              <w:rPr>
+                <w:b/>
+              </w:rPr>
+              <w:t>…..</w:t>
+            </w:r>
+            <w:proofErr w:type="gramEnd"/>
           </w:p>
         </w:tc>
         <w:tc>
@@ -171,20 +209,55 @@
           <w:lang w:val="nl-NL"/>
         </w:rPr>
         <w:tab/>
-        <w:t xml:space="preserve">                                   </w:t>
+        <w:t xml:space="preserve">                         </w:t>
       </w:r>
       <w:r>
         <w:rPr>
           <w:i/>
           <w:lang w:val="nl-NL"/>
         </w:rPr>
-        <w:t>Ngày .......tháng .......năm .......</w:t>
-      </w:r>
-      <w:r>
-        <w:rPr>
-          <w:lang w:val="nl-NL"/>
-        </w:rPr>
-        <w:t xml:space="preserve">              Số:................</w:t>
+        <w:t xml:space="preserve">Ngày </w:t>
+      </w:r>
+      <w:r>
+        <w:rPr>
+          <w:i/>
+          <w:lang w:val="nl-NL"/>
+        </w:rPr>
+        <w:t xml:space="preserve">{Ngay}, </w:t>
+      </w:r>
+      <w:r>
+        <w:rPr>
+          <w:i/>
+          <w:lang w:val="nl-NL"/>
+        </w:rPr>
+        <w:t xml:space="preserve">tháng </w:t>
+      </w:r>
+      <w:r>
+        <w:rPr>
+          <w:i/>
+          <w:lang w:val="nl-NL"/>
+        </w:rPr>
+        <w:t xml:space="preserve">{Thang}, </w:t>
+      </w:r>
+      <w:r>
+        <w:rPr>
+          <w:i/>
+          <w:lang w:val="nl-NL"/>
+        </w:rPr>
+        <w:t xml:space="preserve">năm </w:t>
+      </w:r>
+      <w:r>
+        <w:rPr>
+          <w:i/>
+          <w:lang w:val="nl-NL"/>
+        </w:rPr>
+        <w:t>{Nam}</w:t>
+      </w:r>
+      <w:r>
+        <w:rPr>
+          <w:lang w:val="nl-NL"/>
+        </w:rPr>
+        <w:t xml:space="preserve">     Số:................</w:t>
       </w:r>
     </w:p>
     <w:p>
@@ -230,13 +303,13 @@
         <w:rPr>
           <w:lang w:val="nl-NL"/>
         </w:rPr>
-        <w:t>f</w:t>
-      </w:r>
-      <w:r>
-        <w:rPr>
-          <w:lang w:val="nl-NL"/>
-        </w:rPr>
-        <w:t>ull_name}</w:t>
+        <w:t>Ten_KH</w:t>
+      </w:r>
+      <w:r>
+        <w:rPr>
+          <w:lang w:val="nl-NL"/>
+        </w:rPr>
+        <w:t>}</w:t>
       </w:r>
     </w:p>
     <w:p>
@@ -250,7 +323,19 @@
         <w:rPr>
           <w:lang w:val="nl-NL"/>
         </w:rPr>
-        <w:t xml:space="preserve"> {Address}</w:t>
+        <w:t xml:space="preserve"> {</w:t>
+      </w:r>
+      <w:r>
+        <w:rPr>
+          <w:lang w:val="nl-NL"/>
+        </w:rPr>
+        <w:t>Dia_chi_KH</w:t>
+      </w:r>
+      <w:r>
+        <w:rPr>
+          <w:lang w:val="nl-NL"/>
+        </w:rPr>
+        <w:t>}</w:t>
       </w:r>
     </w:p>
     <w:p>
@@ -272,7 +357,19 @@
         <w:rPr>
           <w:lang w:val="nl-NL"/>
         </w:rPr>
-        <w:t xml:space="preserve"> {amount}  </w:t>
+        <w:t xml:space="preserve"> {</w:t>
+      </w:r>
+      <w:r>
+        <w:rPr>
+          <w:lang w:val="nl-NL"/>
+        </w:rPr>
+        <w:t>Tien_thu</w:t>
+      </w:r>
+      <w:r>
+        <w:rPr>
+          <w:lang w:val="nl-NL"/>
+        </w:rPr>
+        <w:t xml:space="preserve">}  </w:t>
       </w:r>
       <w:r>
         <w:rPr>
@@ -284,7 +381,19 @@
         <w:rPr>
           <w:lang w:val="nl-NL"/>
         </w:rPr>
-        <w:t>{amount_text}</w:t>
+        <w:t>{</w:t>
+      </w:r>
+      <w:r>
+        <w:rPr>
+          <w:lang w:val="nl-NL"/>
+        </w:rPr>
+        <w:t>Tien_thu_bang_chu</w:t>
+      </w:r>
+      <w:r>
+        <w:rPr>
+          <w:lang w:val="nl-NL"/>
+        </w:rPr>
+        <w:t>}</w:t>
       </w:r>
     </w:p>
     <w:p>
@@ -300,14 +409,13 @@
     </w:p>
     <w:tbl>
       <w:tblPr>
-        <w:tblW w:w="4411" w:type="dxa"/>
-        <w:tblInd w:w="5495" w:type="dxa"/>
+        <w:tblW w:w="4331" w:type="dxa"/>
+        <w:tblInd w:w="5575" w:type="dxa"/>
         <w:tblLayout w:type="fixed"/>
         <w:tblLook w:val="0000" w:firstRow="0" w:lastRow="0" w:firstColumn="0" w:lastColumn="0" w:noHBand="0" w:noVBand="0"/>
       </w:tblPr>
       <w:tblGrid>
-        <w:gridCol w:w="240"/>
-        <w:gridCol w:w="200"/>
+        <w:gridCol w:w="360"/>
         <w:gridCol w:w="1661"/>
         <w:gridCol w:w="1755"/>
         <w:gridCol w:w="555"/>
@@ -318,20 +426,7 @@
         </w:trPr>
         <w:tc>
           <w:tcPr>
-            <w:tcW w:w="240" w:type="dxa"/>
-          </w:tcPr>
-          <w:p>
-            <w:pPr>
-              <w:snapToGrid w:val="0"/>
-              <w:rPr>
-                <w:lang w:val="nl-NL"/>
-              </w:rPr>
-            </w:pPr>
-          </w:p>
-        </w:tc>
-        <w:tc>
-          <w:tcPr>
-            <w:tcW w:w="4171" w:type="dxa"/>
+            <w:tcW w:w="4331" w:type="dxa"/>
             <w:gridSpan w:val="4"/>
           </w:tcPr>
           <w:p>
@@ -340,42 +435,7 @@
                 <w:i/>
                 <w:lang w:val="nl-NL"/>
               </w:rPr>
-              <w:t xml:space="preserve">Ngày </w:t>
-            </w:r>
-            <w:r>
-              <w:rPr>
-                <w:i/>
-                <w:lang w:val="nl-NL"/>
-              </w:rPr>
-              <w:t xml:space="preserve">{day} </w:t>
-            </w:r>
-            <w:r>
-              <w:rPr>
-                <w:i/>
-                <w:lang w:val="nl-NL"/>
-              </w:rPr>
-              <w:t xml:space="preserve">tháng </w:t>
-            </w:r>
-            <w:r>
-              <w:rPr>
-                <w:i/>
-                <w:lang w:val="nl-NL"/>
-              </w:rPr>
-              <w:t xml:space="preserve">{month} </w:t>
-            </w:r>
-            <w:r>
-              <w:rPr>
-                <w:i/>
-                <w:lang w:val="nl-NL"/>
-              </w:rPr>
-              <w:t xml:space="preserve">năm </w:t>
-            </w:r>
-            <w:r>
-              <w:rPr>
-                <w:i/>
-                <w:lang w:val="nl-NL"/>
-              </w:rPr>
-              <w:t>{year}</w:t>
+              <w:t>Ngày {Ngay} tháng {Thanh} năm {Nam}</w:t>
             </w:r>
           </w:p>
         </w:tc>
@@ -388,9 +448,9 @@
           </w:tblCellMar>
         </w:tblPrEx>
         <w:trPr>
-          <w:gridBefore w:val="2"/>
+          <w:gridBefore w:val="1"/>
           <w:gridAfter w:val="1"/>
-          <w:wBefore w:w="440" w:type="dxa"/>
+          <w:wBefore w:w="360" w:type="dxa"/>
           <w:wAfter w:w="555" w:type="dxa"/>
           <w:trHeight w:val="314"/>
         </w:trPr>
@@ -459,9 +519,9 @@
           </w:tblCellMar>
         </w:tblPrEx>
         <w:trPr>
-          <w:gridBefore w:val="2"/>
+          <w:gridBefore w:val="1"/>
           <w:gridAfter w:val="1"/>
-          <w:wBefore w:w="440" w:type="dxa"/>
+          <w:wBefore w:w="360" w:type="dxa"/>
           <w:wAfter w:w="555" w:type="dxa"/>
           <w:trHeight w:val="634"/>
         </w:trPr>
@@ -539,7 +599,19 @@
         <w:rPr>
           <w:lang w:val="nl-NL"/>
         </w:rPr>
-        <w:t>: {amount_text}</w:t>
+        <w:t>: {</w:t>
+      </w:r>
+      <w:r>
+        <w:rPr>
+          <w:lang w:val="nl-NL"/>
+        </w:rPr>
+        <w:t>Tien_thu_bang_chu</w:t>
+      </w:r>
+      <w:r>
+        <w:rPr>
+          <w:lang w:val="nl-NL"/>
+        </w:rPr>
+        <w:t>}</w:t>
       </w:r>
     </w:p>
     <w:p>
